--- a/appendix_b2b_operational_governance_triad.docx
+++ b/appendix_b2b_operational_governance_triad.docx
@@ -160,7 +160,7 @@
           <w:color w:val="000000"/>
           <w:sz w:val="24"/>
         </w:rPr>
-        <w:t>728</w:t>
+        <w:t>726</w:t>
       </w:r>
     </w:p>
     <w:p>
@@ -575,7 +575,7 @@
           <w:color w:val="000080"/>
           <w:sz w:val="24"/>
         </w:rPr>
-        <w:t>Figure 5.33.</w:t>
+        <w:t>Figure 5.30.</w:t>
       </w:r>
       <w:r>
         <w:rPr>
@@ -645,7 +645,7 @@
           <w:color w:val="000000"/>
           <w:sz w:val="24"/>
         </w:rPr>
-        <w:t>729</w:t>
+        <w:t>727</w:t>
       </w:r>
     </w:p>
     <w:p>
@@ -927,7 +927,7 @@
           <w:color w:val="000080"/>
           <w:sz w:val="24"/>
         </w:rPr>
-        <w:t>Table 5.207.</w:t>
+        <w:t>Table 5.193.</w:t>
       </w:r>
       <w:r>
         <w:rPr>
@@ -3032,7 +3032,7 @@
           <w:color w:val="000000"/>
           <w:sz w:val="24"/>
         </w:rPr>
-        <w:t>730</w:t>
+        <w:t>728</w:t>
       </w:r>
     </w:p>
     <w:p>
@@ -3052,7 +3052,7 @@
           <w:color w:val="000080"/>
           <w:sz w:val="24"/>
         </w:rPr>
-        <w:t>Table 5.208.</w:t>
+        <w:t>Table 5.194.</w:t>
       </w:r>
       <w:r>
         <w:rPr>
@@ -3840,7 +3840,7 @@
           <w:color w:val="000080"/>
           <w:sz w:val="24"/>
         </w:rPr>
-        <w:t>Table 5.209.</w:t>
+        <w:t>Table 5.195.</w:t>
       </w:r>
       <w:r>
         <w:rPr>
@@ -5054,7 +5054,7 @@
           <w:color w:val="000000"/>
           <w:sz w:val="24"/>
         </w:rPr>
-        <w:t>731</w:t>
+        <w:t>729</w:t>
       </w:r>
     </w:p>
     <w:p>
@@ -5224,7 +5224,7 @@
           <w:color w:val="000080"/>
           <w:sz w:val="24"/>
         </w:rPr>
-        <w:t>Table 5.210.</w:t>
+        <w:t>Table 5.196.</w:t>
       </w:r>
       <w:r>
         <w:rPr>
@@ -7447,7 +7447,7 @@
           <w:color w:val="000000"/>
           <w:sz w:val="24"/>
         </w:rPr>
-        <w:t>732</w:t>
+        <w:t>730</w:t>
       </w:r>
       <w:r>
         <w:drawing>
@@ -7509,7 +7509,7 @@
           <w:color w:val="000080"/>
           <w:sz w:val="24"/>
         </w:rPr>
-        <w:t>Table 5.211.</w:t>
+        <w:t>Table 5.197.</w:t>
       </w:r>
       <w:r>
         <w:rPr>
@@ -8379,7 +8379,7 @@
           <w:color w:val="000080"/>
           <w:sz w:val="24"/>
         </w:rPr>
-        <w:t>Table 5.212.</w:t>
+        <w:t>Table 5.198.</w:t>
       </w:r>
       <w:r>
         <w:rPr>
@@ -9330,7 +9330,7 @@
           <w:color w:val="000080"/>
           <w:sz w:val="24"/>
         </w:rPr>
-        <w:t>Figure 5.34.</w:t>
+        <w:t>Figure 5.31.</w:t>
       </w:r>
       <w:r>
         <w:rPr>
@@ -9460,7 +9460,7 @@
           <w:color w:val="000000"/>
           <w:sz w:val="24"/>
         </w:rPr>
-        <w:t>733</w:t>
+        <w:t>731</w:t>
       </w:r>
     </w:p>
     <w:p>
@@ -9662,7 +9662,7 @@
           <w:color w:val="000080"/>
           <w:sz w:val="24"/>
         </w:rPr>
-        <w:t>Table 5.213.</w:t>
+        <w:t>Table 5.199.</w:t>
       </w:r>
       <w:r>
         <w:rPr>
@@ -11694,7 +11694,7 @@
           <w:color w:val="000000"/>
           <w:sz w:val="24"/>
         </w:rPr>
-        <w:t>734</w:t>
+        <w:t>732</w:t>
       </w:r>
       <w:r>
         <w:drawing>
@@ -11756,7 +11756,7 @@
           <w:color w:val="000080"/>
           <w:sz w:val="24"/>
         </w:rPr>
-        <w:t>Table 5.214.</w:t>
+        <w:t>Table 5.200.</w:t>
       </w:r>
       <w:r>
         <w:rPr>
@@ -12418,7 +12418,7 @@
           <w:color w:val="000080"/>
           <w:sz w:val="24"/>
         </w:rPr>
-        <w:t>Table 5.215.</w:t>
+        <w:t>Table 5.201.</w:t>
       </w:r>
       <w:r>
         <w:rPr>
@@ -13317,7 +13317,7 @@
           <w:color w:val="000080"/>
           <w:sz w:val="24"/>
         </w:rPr>
-        <w:t>Figure 5.35.</w:t>
+        <w:t>Figure 5.32.</w:t>
       </w:r>
       <w:r>
         <w:rPr>
@@ -13347,7 +13347,7 @@
           <w:color w:val="000080"/>
           <w:sz w:val="24"/>
         </w:rPr>
-        <w:t xml:space="preserve"> 5.34</w:t>
+        <w:t xml:space="preserve"> 5.31</w:t>
       </w:r>
       <w:r>
         <w:rPr>
@@ -13467,7 +13467,7 @@
           <w:color w:val="000000"/>
           <w:sz w:val="24"/>
         </w:rPr>
-        <w:t>735</w:t>
+        <w:t>733</w:t>
       </w:r>
     </w:p>
     <w:p>
@@ -13577,7 +13577,7 @@
           <w:color w:val="000080"/>
           <w:sz w:val="24"/>
         </w:rPr>
-        <w:t>Table 5.216.</w:t>
+        <w:t>Table 5.202.</w:t>
       </w:r>
       <w:r>
         <w:rPr>
@@ -15121,7 +15121,7 @@
           <w:color w:val="000000"/>
           <w:sz w:val="24"/>
         </w:rPr>
-        <w:t>736</w:t>
+        <w:t>734</w:t>
       </w:r>
     </w:p>
     <w:p>
@@ -15141,7 +15141,7 @@
           <w:color w:val="000080"/>
           <w:sz w:val="24"/>
         </w:rPr>
-        <w:t>Table 5.217.</w:t>
+        <w:t>Table 5.203.</w:t>
       </w:r>
       <w:r>
         <w:rPr>
@@ -16583,7 +16583,7 @@
           <w:color w:val="000000"/>
           <w:sz w:val="24"/>
         </w:rPr>
-        <w:t>737</w:t>
+        <w:t>735</w:t>
       </w:r>
     </w:p>
     <w:p>
